--- a/Tailored_CVs/Shinoy_WERVR_Test_Automatiseerder.docx
+++ b/Tailored_CVs/Shinoy_WERVR_Test_Automatiseerder.docx
@@ -70,7 +70,7 @@
           <w:b w:val="0"/>
           <w:sz w:val="19"/>
         </w:rPr>
-        <w:t>QA Automation Engineer with extensive experience in building scalable test automation frameworks using Playwright and TypeScript. Proficient in CI/CD pipeline integration with Git, GitHub Actions, and YAML configurations for complex financial and public sector applications. Holds a valid EU residence permit and brings strong process analysis and functional testing expertise.</w:t>
+        <w:t>QA Automation Engineer with over 8 years of experience building scalable test automation frameworks using Playwright, TypeScript, and Java. Proven expertise in CI/CD pipeline integration, functional testing, and backend validation for complex banking and financial systems. Currently holding a valid EU residence permit, I bring strong process analysis skills and am ready to contribute immediately to WERVR and the Belastingdienst.</w:t>
       </w:r>
     </w:p>
     <w:p>
@@ -288,7 +288,7 @@
           <w:b w:val="0"/>
           <w:sz w:val="18"/>
         </w:rPr>
-        <w:t>▸ Migrated legacy testing frameworks to Playwright TypeScript for endtoend workflows within a microservices architecture, boosting execution efficiency by 20%.</w:t>
+        <w:t>▸ Migrated a SeleniumJava framework to Playwright TypeScript for endtoend workflows within a microservices architecture, boosting execution efficiency by 20%.</w:t>
       </w:r>
     </w:p>
     <w:p>
@@ -301,7 +301,7 @@
           <w:b w:val="0"/>
           <w:sz w:val="18"/>
         </w:rPr>
-        <w:t>▸ Configured and managed version control and CI/CD operations using Git, GitHub, and automated YAML configuration files for regression test builds.</w:t>
+        <w:t>▸ Implemented CI/CD pipelines and ran scheduled automated regression test builds using Jenkins, Git, and underlying infrastructure managed via Terraform and AWS.</w:t>
       </w:r>
     </w:p>
     <w:p>
@@ -314,7 +314,7 @@
           <w:b w:val="0"/>
           <w:sz w:val="18"/>
         </w:rPr>
-        <w:t>▸ Executed comprehensive functional and automated testing, bridging business requirements with technical validation to ensure data integrity and system reliability.</w:t>
+        <w:t>▸ Executed comprehensive functional and automated testing, managing defect tracking on JIRA and aligning test coverage closely with business requirements.</w:t>
       </w:r>
     </w:p>
     <w:p>
@@ -327,7 +327,7 @@
           <w:b w:val="0"/>
           <w:sz w:val="18"/>
         </w:rPr>
-        <w:t>▸ Conducted process analysis and identified operational bottlenecks to streamline defect tracking and reporting in crossfunctional agile teams.</w:t>
+        <w:t>▸ Conducted process analysis and executed complex database queries to validate data integrity across financial workflows, ensuring high release stability.</w:t>
       </w:r>
     </w:p>
     <w:p>
